--- a/JET_A1_SIN_OUA.docx
+++ b/JET_A1_SIN_OUA.docx
@@ -42,8 +42,20 @@
           <w:sz w:val="36"/>
           <w:szCs w:val="36"/>
         </w:rPr>
-        <w:t xml:space="preserve"> N°</w:t>
+        <w:t xml:space="preserve"> </w:t>
       </w:r>
+      <w:proofErr w:type="spellStart"/>
+      <w:r>
+        <w:rPr>
+          <w:rFonts w:ascii="Tahoma" w:hAnsi="Tahoma" w:cs="Tahoma"/>
+          <w:b/>
+          <w:bCs/>
+          <w:sz w:val="36"/>
+          <w:szCs w:val="36"/>
+        </w:rPr>
+        <w:t>N°</w:t>
+      </w:r>
+      <w:proofErr w:type="spellEnd"/>
       <w:r>
         <w:rPr>
           <w:rFonts w:ascii="Tahoma" w:hAnsi="Tahoma" w:cs="Tahoma"/>
@@ -193,6 +205,7 @@
         </w:rPr>
         <w:t xml:space="preserve"> </w:t>
       </w:r>
+      <w:proofErr w:type="spellStart"/>
       <w:r>
         <w:rPr>
           <w:rFonts w:ascii="Tahoma" w:hAnsi="Tahoma" w:cs="Tahoma"/>
@@ -202,6 +215,7 @@
         </w:rPr>
         <w:t>Febrero</w:t>
       </w:r>
+      <w:proofErr w:type="spellEnd"/>
       <w:r>
         <w:rPr>
           <w:rFonts w:ascii="Tahoma" w:hAnsi="Tahoma" w:cs="Tahoma"/>
@@ -236,7 +250,27 @@
           <w:szCs w:val="18"/>
           <w:lang w:val="en-US"/>
         </w:rPr>
-        <w:t xml:space="preserve"> - Sustituye Issue 3</w:t>
+        <w:t xml:space="preserve"> - </w:t>
+      </w:r>
+      <w:proofErr w:type="spellStart"/>
+      <w:r>
+        <w:rPr>
+          <w:rFonts w:ascii="Tahoma" w:hAnsi="Tahoma" w:cs="Tahoma"/>
+          <w:sz w:val="18"/>
+          <w:szCs w:val="18"/>
+          <w:lang w:val="en-US"/>
+        </w:rPr>
+        <w:t>Sustituye</w:t>
+      </w:r>
+      <w:proofErr w:type="spellEnd"/>
+      <w:r>
+        <w:rPr>
+          <w:rFonts w:ascii="Tahoma" w:hAnsi="Tahoma" w:cs="Tahoma"/>
+          <w:sz w:val="18"/>
+          <w:szCs w:val="18"/>
+          <w:lang w:val="en-US"/>
+        </w:rPr>
+        <w:t xml:space="preserve"> Issue 3</w:t>
       </w:r>
       <w:r>
         <w:rPr>
@@ -325,7 +359,67 @@
           <w:szCs w:val="18"/>
           <w:lang w:val="en-US"/>
         </w:rPr>
-        <w:t>British Ministry of Defence Standard DEF STAN 91-091/JetA-1, última edición.</w:t>
+        <w:t xml:space="preserve">British Ministry of </w:t>
+      </w:r>
+      <w:proofErr w:type="spellStart"/>
+      <w:r>
+        <w:rPr>
+          <w:rFonts w:ascii="Tahoma" w:hAnsi="Tahoma" w:cs="Tahoma"/>
+          <w:sz w:val="18"/>
+          <w:szCs w:val="18"/>
+          <w:lang w:val="en-US"/>
+        </w:rPr>
+        <w:t>Defence</w:t>
+      </w:r>
+      <w:proofErr w:type="spellEnd"/>
+      <w:r>
+        <w:rPr>
+          <w:rFonts w:ascii="Tahoma" w:hAnsi="Tahoma" w:cs="Tahoma"/>
+          <w:sz w:val="18"/>
+          <w:szCs w:val="18"/>
+          <w:lang w:val="en-US"/>
+        </w:rPr>
+        <w:t xml:space="preserve"> Standard DEF STAN 91-091/JetA-1, </w:t>
+      </w:r>
+      <w:proofErr w:type="spellStart"/>
+      <w:r>
+        <w:rPr>
+          <w:rFonts w:ascii="Tahoma" w:hAnsi="Tahoma" w:cs="Tahoma"/>
+          <w:sz w:val="18"/>
+          <w:szCs w:val="18"/>
+          <w:lang w:val="en-US"/>
+        </w:rPr>
+        <w:t>última</w:t>
+      </w:r>
+      <w:proofErr w:type="spellEnd"/>
+      <w:r>
+        <w:rPr>
+          <w:rFonts w:ascii="Tahoma" w:hAnsi="Tahoma" w:cs="Tahoma"/>
+          <w:sz w:val="18"/>
+          <w:szCs w:val="18"/>
+          <w:lang w:val="en-US"/>
+        </w:rPr>
+        <w:t xml:space="preserve"> </w:t>
+      </w:r>
+      <w:proofErr w:type="spellStart"/>
+      <w:r>
+        <w:rPr>
+          <w:rFonts w:ascii="Tahoma" w:hAnsi="Tahoma" w:cs="Tahoma"/>
+          <w:sz w:val="18"/>
+          <w:szCs w:val="18"/>
+          <w:lang w:val="en-US"/>
+        </w:rPr>
+        <w:t>edición</w:t>
+      </w:r>
+      <w:proofErr w:type="spellEnd"/>
+      <w:r>
+        <w:rPr>
+          <w:rFonts w:ascii="Tahoma" w:hAnsi="Tahoma" w:cs="Tahoma"/>
+          <w:sz w:val="18"/>
+          <w:szCs w:val="18"/>
+          <w:lang w:val="en-US"/>
+        </w:rPr>
+        <w:t>.</w:t>
       </w:r>
     </w:p>
     <w:p>
@@ -375,7 +469,25 @@
           <w:sz w:val="18"/>
           <w:szCs w:val="18"/>
         </w:rPr>
-        <w:t xml:space="preserve"> en la siguiente tabla de resultados que debe leerse en conjunto con las notas del Issue 3</w:t>
+        <w:t xml:space="preserve"> en la siguiente tabla de resultados que debe leerse en conjunto con las notas del </w:t>
+      </w:r>
+      <w:proofErr w:type="spellStart"/>
+      <w:r>
+        <w:rPr>
+          <w:rFonts w:ascii="Tahoma" w:hAnsi="Tahoma" w:cs="Tahoma"/>
+          <w:sz w:val="18"/>
+          <w:szCs w:val="18"/>
+        </w:rPr>
+        <w:t>Issue</w:t>
+      </w:r>
+      <w:proofErr w:type="spellEnd"/>
+      <w:r>
+        <w:rPr>
+          <w:rFonts w:ascii="Tahoma" w:hAnsi="Tahoma" w:cs="Tahoma"/>
+          <w:sz w:val="18"/>
+          <w:szCs w:val="18"/>
+        </w:rPr>
+        <w:t xml:space="preserve"> 3</w:t>
       </w:r>
       <w:r>
         <w:rPr>
@@ -450,8 +562,20 @@
                 <w:sz w:val="18"/>
                 <w:szCs w:val="18"/>
               </w:rPr>
-              <w:t>ELABORACIÓN Nº</w:t>
-            </w:r>
+              <w:t xml:space="preserve">ELABORACIÓN </w:t>
+            </w:r>
+            <w:proofErr w:type="spellStart"/>
+            <w:r>
+              <w:rPr>
+                <w:rFonts w:ascii="Tahoma" w:hAnsi="Tahoma" w:cs="Tahoma"/>
+                <w:b/>
+                <w:bCs/>
+                <w:sz w:val="18"/>
+                <w:szCs w:val="18"/>
+              </w:rPr>
+              <w:t>Nº</w:t>
+            </w:r>
+            <w:proofErr w:type="spellEnd"/>
           </w:p>
         </w:tc>
         <w:tc>
@@ -540,8 +664,20 @@
                 <w:sz w:val="18"/>
                 <w:szCs w:val="18"/>
               </w:rPr>
-              <w:t>TANQUE Nº</w:t>
-            </w:r>
+              <w:t xml:space="preserve">TANQUE </w:t>
+            </w:r>
+            <w:proofErr w:type="spellStart"/>
+            <w:r>
+              <w:rPr>
+                <w:rFonts w:ascii="Tahoma" w:hAnsi="Tahoma" w:cs="Tahoma"/>
+                <w:b/>
+                <w:bCs/>
+                <w:sz w:val="18"/>
+                <w:szCs w:val="18"/>
+              </w:rPr>
+              <w:t>Nº</w:t>
+            </w:r>
+            <w:proofErr w:type="spellEnd"/>
           </w:p>
         </w:tc>
         <w:tc>
@@ -621,6 +757,7 @@
                 <w:szCs w:val="18"/>
               </w:rPr>
             </w:pPr>
+            <w:proofErr w:type="spellStart"/>
             <w:r>
               <w:rPr>
                 <w:rFonts w:ascii="Tahoma" w:hAnsi="Tahoma" w:cs="Tahoma"/>
@@ -629,7 +766,18 @@
                 <w:sz w:val="18"/>
                 <w:szCs w:val="18"/>
               </w:rPr>
-              <w:t>Nº LIMS</w:t>
+              <w:t>Nº</w:t>
+            </w:r>
+            <w:proofErr w:type="spellEnd"/>
+            <w:r>
+              <w:rPr>
+                <w:rFonts w:ascii="Tahoma" w:hAnsi="Tahoma" w:cs="Tahoma"/>
+                <w:b/>
+                <w:bCs/>
+                <w:sz w:val="18"/>
+                <w:szCs w:val="18"/>
+              </w:rPr>
+              <w:t xml:space="preserve"> LIMS</w:t>
             </w:r>
           </w:p>
         </w:tc>
@@ -1336,7 +1484,169 @@
                 <w:sz w:val="18"/>
                 <w:szCs w:val="18"/>
               </w:rPr>
-              <w:t>Claro, brillante y visualmente libre de materia sólida y agua no disuelta a temperatura ambiente / Clear, bright and visually free from solid matter and undissolved water at ambient temperature.</w:t>
+              <w:t xml:space="preserve">Claro, brillante y visualmente libre de materia sólida y agua no disuelta a temperatura ambiente / Clear, </w:t>
+            </w:r>
+            <w:proofErr w:type="spellStart"/>
+            <w:r>
+              <w:rPr>
+                <w:rFonts w:ascii="Tahoma" w:hAnsi="Tahoma" w:cs="Tahoma"/>
+                <w:sz w:val="18"/>
+                <w:szCs w:val="18"/>
+              </w:rPr>
+              <w:t>bright</w:t>
+            </w:r>
+            <w:proofErr w:type="spellEnd"/>
+            <w:r>
+              <w:rPr>
+                <w:rFonts w:ascii="Tahoma" w:hAnsi="Tahoma" w:cs="Tahoma"/>
+                <w:sz w:val="18"/>
+                <w:szCs w:val="18"/>
+              </w:rPr>
+              <w:t xml:space="preserve"> and </w:t>
+            </w:r>
+            <w:proofErr w:type="spellStart"/>
+            <w:r>
+              <w:rPr>
+                <w:rFonts w:ascii="Tahoma" w:hAnsi="Tahoma" w:cs="Tahoma"/>
+                <w:sz w:val="18"/>
+                <w:szCs w:val="18"/>
+              </w:rPr>
+              <w:t>visually</w:t>
+            </w:r>
+            <w:proofErr w:type="spellEnd"/>
+            <w:r>
+              <w:rPr>
+                <w:rFonts w:ascii="Tahoma" w:hAnsi="Tahoma" w:cs="Tahoma"/>
+                <w:sz w:val="18"/>
+                <w:szCs w:val="18"/>
+              </w:rPr>
+              <w:t xml:space="preserve"> free </w:t>
+            </w:r>
+            <w:proofErr w:type="spellStart"/>
+            <w:r>
+              <w:rPr>
+                <w:rFonts w:ascii="Tahoma" w:hAnsi="Tahoma" w:cs="Tahoma"/>
+                <w:sz w:val="18"/>
+                <w:szCs w:val="18"/>
+              </w:rPr>
+              <w:t>from</w:t>
+            </w:r>
+            <w:proofErr w:type="spellEnd"/>
+            <w:r>
+              <w:rPr>
+                <w:rFonts w:ascii="Tahoma" w:hAnsi="Tahoma" w:cs="Tahoma"/>
+                <w:sz w:val="18"/>
+                <w:szCs w:val="18"/>
+              </w:rPr>
+              <w:t xml:space="preserve"> </w:t>
+            </w:r>
+            <w:proofErr w:type="spellStart"/>
+            <w:r>
+              <w:rPr>
+                <w:rFonts w:ascii="Tahoma" w:hAnsi="Tahoma" w:cs="Tahoma"/>
+                <w:sz w:val="18"/>
+                <w:szCs w:val="18"/>
+              </w:rPr>
+              <w:t>solid</w:t>
+            </w:r>
+            <w:proofErr w:type="spellEnd"/>
+            <w:r>
+              <w:rPr>
+                <w:rFonts w:ascii="Tahoma" w:hAnsi="Tahoma" w:cs="Tahoma"/>
+                <w:sz w:val="18"/>
+                <w:szCs w:val="18"/>
+              </w:rPr>
+              <w:t xml:space="preserve"> </w:t>
+            </w:r>
+            <w:proofErr w:type="spellStart"/>
+            <w:r>
+              <w:rPr>
+                <w:rFonts w:ascii="Tahoma" w:hAnsi="Tahoma" w:cs="Tahoma"/>
+                <w:sz w:val="18"/>
+                <w:szCs w:val="18"/>
+              </w:rPr>
+              <w:t>matter</w:t>
+            </w:r>
+            <w:proofErr w:type="spellEnd"/>
+            <w:r>
+              <w:rPr>
+                <w:rFonts w:ascii="Tahoma" w:hAnsi="Tahoma" w:cs="Tahoma"/>
+                <w:sz w:val="18"/>
+                <w:szCs w:val="18"/>
+              </w:rPr>
+              <w:t xml:space="preserve"> and </w:t>
+            </w:r>
+            <w:proofErr w:type="spellStart"/>
+            <w:r>
+              <w:rPr>
+                <w:rFonts w:ascii="Tahoma" w:hAnsi="Tahoma" w:cs="Tahoma"/>
+                <w:sz w:val="18"/>
+                <w:szCs w:val="18"/>
+              </w:rPr>
+              <w:t>undissolved</w:t>
+            </w:r>
+            <w:proofErr w:type="spellEnd"/>
+            <w:r>
+              <w:rPr>
+                <w:rFonts w:ascii="Tahoma" w:hAnsi="Tahoma" w:cs="Tahoma"/>
+                <w:sz w:val="18"/>
+                <w:szCs w:val="18"/>
+              </w:rPr>
+              <w:t xml:space="preserve"> </w:t>
+            </w:r>
+            <w:proofErr w:type="spellStart"/>
+            <w:r>
+              <w:rPr>
+                <w:rFonts w:ascii="Tahoma" w:hAnsi="Tahoma" w:cs="Tahoma"/>
+                <w:sz w:val="18"/>
+                <w:szCs w:val="18"/>
+              </w:rPr>
+              <w:t>water</w:t>
+            </w:r>
+            <w:proofErr w:type="spellEnd"/>
+            <w:r>
+              <w:rPr>
+                <w:rFonts w:ascii="Tahoma" w:hAnsi="Tahoma" w:cs="Tahoma"/>
+                <w:sz w:val="18"/>
+                <w:szCs w:val="18"/>
+              </w:rPr>
+              <w:t xml:space="preserve"> at </w:t>
+            </w:r>
+            <w:proofErr w:type="spellStart"/>
+            <w:r>
+              <w:rPr>
+                <w:rFonts w:ascii="Tahoma" w:hAnsi="Tahoma" w:cs="Tahoma"/>
+                <w:sz w:val="18"/>
+                <w:szCs w:val="18"/>
+              </w:rPr>
+              <w:t>ambient</w:t>
+            </w:r>
+            <w:proofErr w:type="spellEnd"/>
+            <w:r>
+              <w:rPr>
+                <w:rFonts w:ascii="Tahoma" w:hAnsi="Tahoma" w:cs="Tahoma"/>
+                <w:sz w:val="18"/>
+                <w:szCs w:val="18"/>
+              </w:rPr>
+              <w:t xml:space="preserve"> </w:t>
+            </w:r>
+            <w:proofErr w:type="spellStart"/>
+            <w:r>
+              <w:rPr>
+                <w:rFonts w:ascii="Tahoma" w:hAnsi="Tahoma" w:cs="Tahoma"/>
+                <w:sz w:val="18"/>
+                <w:szCs w:val="18"/>
+              </w:rPr>
+              <w:t>temperature</w:t>
+            </w:r>
+            <w:proofErr w:type="spellEnd"/>
+            <w:r>
+              <w:rPr>
+                <w:rFonts w:ascii="Tahoma" w:hAnsi="Tahoma" w:cs="Tahoma"/>
+                <w:sz w:val="18"/>
+                <w:szCs w:val="18"/>
+              </w:rPr>
+              <w:t>.</w:t>
             </w:r>
           </w:p>
         </w:tc>
@@ -1366,7 +1676,169 @@
                 <w:sz w:val="18"/>
                 <w:szCs w:val="18"/>
               </w:rPr>
-              <w:t>Claro, brillante y visualmente libre de materia sólida y agua no disuelta a temperatura ambiente / Clear, bright and visually free from solid matter and undissolved water at ambient temperature.</w:t>
+              <w:t xml:space="preserve">Claro, brillante y visualmente libre de materia sólida y agua no disuelta a temperatura ambiente / Clear, </w:t>
+            </w:r>
+            <w:proofErr w:type="spellStart"/>
+            <w:r>
+              <w:rPr>
+                <w:rFonts w:ascii="Tahoma" w:hAnsi="Tahoma" w:cs="Tahoma"/>
+                <w:sz w:val="18"/>
+                <w:szCs w:val="18"/>
+              </w:rPr>
+              <w:t>bright</w:t>
+            </w:r>
+            <w:proofErr w:type="spellEnd"/>
+            <w:r>
+              <w:rPr>
+                <w:rFonts w:ascii="Tahoma" w:hAnsi="Tahoma" w:cs="Tahoma"/>
+                <w:sz w:val="18"/>
+                <w:szCs w:val="18"/>
+              </w:rPr>
+              <w:t xml:space="preserve"> and </w:t>
+            </w:r>
+            <w:proofErr w:type="spellStart"/>
+            <w:r>
+              <w:rPr>
+                <w:rFonts w:ascii="Tahoma" w:hAnsi="Tahoma" w:cs="Tahoma"/>
+                <w:sz w:val="18"/>
+                <w:szCs w:val="18"/>
+              </w:rPr>
+              <w:t>visually</w:t>
+            </w:r>
+            <w:proofErr w:type="spellEnd"/>
+            <w:r>
+              <w:rPr>
+                <w:rFonts w:ascii="Tahoma" w:hAnsi="Tahoma" w:cs="Tahoma"/>
+                <w:sz w:val="18"/>
+                <w:szCs w:val="18"/>
+              </w:rPr>
+              <w:t xml:space="preserve"> free </w:t>
+            </w:r>
+            <w:proofErr w:type="spellStart"/>
+            <w:r>
+              <w:rPr>
+                <w:rFonts w:ascii="Tahoma" w:hAnsi="Tahoma" w:cs="Tahoma"/>
+                <w:sz w:val="18"/>
+                <w:szCs w:val="18"/>
+              </w:rPr>
+              <w:t>from</w:t>
+            </w:r>
+            <w:proofErr w:type="spellEnd"/>
+            <w:r>
+              <w:rPr>
+                <w:rFonts w:ascii="Tahoma" w:hAnsi="Tahoma" w:cs="Tahoma"/>
+                <w:sz w:val="18"/>
+                <w:szCs w:val="18"/>
+              </w:rPr>
+              <w:t xml:space="preserve"> </w:t>
+            </w:r>
+            <w:proofErr w:type="spellStart"/>
+            <w:r>
+              <w:rPr>
+                <w:rFonts w:ascii="Tahoma" w:hAnsi="Tahoma" w:cs="Tahoma"/>
+                <w:sz w:val="18"/>
+                <w:szCs w:val="18"/>
+              </w:rPr>
+              <w:t>solid</w:t>
+            </w:r>
+            <w:proofErr w:type="spellEnd"/>
+            <w:r>
+              <w:rPr>
+                <w:rFonts w:ascii="Tahoma" w:hAnsi="Tahoma" w:cs="Tahoma"/>
+                <w:sz w:val="18"/>
+                <w:szCs w:val="18"/>
+              </w:rPr>
+              <w:t xml:space="preserve"> </w:t>
+            </w:r>
+            <w:proofErr w:type="spellStart"/>
+            <w:r>
+              <w:rPr>
+                <w:rFonts w:ascii="Tahoma" w:hAnsi="Tahoma" w:cs="Tahoma"/>
+                <w:sz w:val="18"/>
+                <w:szCs w:val="18"/>
+              </w:rPr>
+              <w:t>matter</w:t>
+            </w:r>
+            <w:proofErr w:type="spellEnd"/>
+            <w:r>
+              <w:rPr>
+                <w:rFonts w:ascii="Tahoma" w:hAnsi="Tahoma" w:cs="Tahoma"/>
+                <w:sz w:val="18"/>
+                <w:szCs w:val="18"/>
+              </w:rPr>
+              <w:t xml:space="preserve"> and </w:t>
+            </w:r>
+            <w:proofErr w:type="spellStart"/>
+            <w:r>
+              <w:rPr>
+                <w:rFonts w:ascii="Tahoma" w:hAnsi="Tahoma" w:cs="Tahoma"/>
+                <w:sz w:val="18"/>
+                <w:szCs w:val="18"/>
+              </w:rPr>
+              <w:t>undissolved</w:t>
+            </w:r>
+            <w:proofErr w:type="spellEnd"/>
+            <w:r>
+              <w:rPr>
+                <w:rFonts w:ascii="Tahoma" w:hAnsi="Tahoma" w:cs="Tahoma"/>
+                <w:sz w:val="18"/>
+                <w:szCs w:val="18"/>
+              </w:rPr>
+              <w:t xml:space="preserve"> </w:t>
+            </w:r>
+            <w:proofErr w:type="spellStart"/>
+            <w:r>
+              <w:rPr>
+                <w:rFonts w:ascii="Tahoma" w:hAnsi="Tahoma" w:cs="Tahoma"/>
+                <w:sz w:val="18"/>
+                <w:szCs w:val="18"/>
+              </w:rPr>
+              <w:t>water</w:t>
+            </w:r>
+            <w:proofErr w:type="spellEnd"/>
+            <w:r>
+              <w:rPr>
+                <w:rFonts w:ascii="Tahoma" w:hAnsi="Tahoma" w:cs="Tahoma"/>
+                <w:sz w:val="18"/>
+                <w:szCs w:val="18"/>
+              </w:rPr>
+              <w:t xml:space="preserve"> at </w:t>
+            </w:r>
+            <w:proofErr w:type="spellStart"/>
+            <w:r>
+              <w:rPr>
+                <w:rFonts w:ascii="Tahoma" w:hAnsi="Tahoma" w:cs="Tahoma"/>
+                <w:sz w:val="18"/>
+                <w:szCs w:val="18"/>
+              </w:rPr>
+              <w:t>ambient</w:t>
+            </w:r>
+            <w:proofErr w:type="spellEnd"/>
+            <w:r>
+              <w:rPr>
+                <w:rFonts w:ascii="Tahoma" w:hAnsi="Tahoma" w:cs="Tahoma"/>
+                <w:sz w:val="18"/>
+                <w:szCs w:val="18"/>
+              </w:rPr>
+              <w:t xml:space="preserve"> </w:t>
+            </w:r>
+            <w:proofErr w:type="spellStart"/>
+            <w:r>
+              <w:rPr>
+                <w:rFonts w:ascii="Tahoma" w:hAnsi="Tahoma" w:cs="Tahoma"/>
+                <w:sz w:val="18"/>
+                <w:szCs w:val="18"/>
+              </w:rPr>
+              <w:t>temperature</w:t>
+            </w:r>
+            <w:proofErr w:type="spellEnd"/>
+            <w:r>
+              <w:rPr>
+                <w:rFonts w:ascii="Tahoma" w:hAnsi="Tahoma" w:cs="Tahoma"/>
+                <w:sz w:val="18"/>
+                <w:szCs w:val="18"/>
+              </w:rPr>
+              <w:t>.</w:t>
             </w:r>
           </w:p>
         </w:tc>
@@ -1890,6 +2362,7 @@
               </w:rPr>
               <w:t xml:space="preserve">≥ 4 </w:t>
             </w:r>
+            <w:proofErr w:type="spellStart"/>
             <w:r>
               <w:rPr>
                 <w:rFonts w:ascii="Tahoma" w:hAnsi="Tahoma" w:cs="Tahoma"/>
@@ -1898,6 +2371,7 @@
               </w:rPr>
               <w:t>μm</w:t>
             </w:r>
+            <w:proofErr w:type="spellEnd"/>
             <w:r>
               <w:rPr>
                 <w:rFonts w:ascii="Tahoma" w:hAnsi="Tahoma" w:cs="Tahoma"/>
@@ -2050,6 +2524,7 @@
               </w:rPr>
               <w:t xml:space="preserve">≥ 6 </w:t>
             </w:r>
+            <w:proofErr w:type="spellStart"/>
             <w:r>
               <w:rPr>
                 <w:rFonts w:ascii="Tahoma" w:hAnsi="Tahoma" w:cs="Tahoma"/>
@@ -2058,6 +2533,7 @@
               </w:rPr>
               <w:t>μm</w:t>
             </w:r>
+            <w:proofErr w:type="spellEnd"/>
             <w:r>
               <w:rPr>
                 <w:rFonts w:ascii="Tahoma" w:hAnsi="Tahoma" w:cs="Tahoma"/>
@@ -2210,6 +2686,7 @@
               </w:rPr>
               <w:t xml:space="preserve">≥ 14 </w:t>
             </w:r>
+            <w:proofErr w:type="spellStart"/>
             <w:r>
               <w:rPr>
                 <w:rFonts w:ascii="Tahoma" w:hAnsi="Tahoma" w:cs="Tahoma"/>
@@ -2218,6 +2695,7 @@
               </w:rPr>
               <w:t>μm</w:t>
             </w:r>
+            <w:proofErr w:type="spellEnd"/>
             <w:r>
               <w:rPr>
                 <w:rFonts w:ascii="Tahoma" w:hAnsi="Tahoma" w:cs="Tahoma"/>
@@ -2370,6 +2848,7 @@
               </w:rPr>
               <w:t xml:space="preserve">≥ 21 </w:t>
             </w:r>
+            <w:proofErr w:type="spellStart"/>
             <w:r>
               <w:rPr>
                 <w:rFonts w:ascii="Tahoma" w:hAnsi="Tahoma" w:cs="Tahoma"/>
@@ -2378,6 +2857,7 @@
               </w:rPr>
               <w:t>μm</w:t>
             </w:r>
+            <w:proofErr w:type="spellEnd"/>
             <w:r>
               <w:rPr>
                 <w:rFonts w:ascii="Tahoma" w:hAnsi="Tahoma" w:cs="Tahoma"/>
@@ -2530,6 +3010,7 @@
               </w:rPr>
               <w:t xml:space="preserve">≥ 25 </w:t>
             </w:r>
+            <w:proofErr w:type="spellStart"/>
             <w:r>
               <w:rPr>
                 <w:rFonts w:ascii="Tahoma" w:hAnsi="Tahoma" w:cs="Tahoma"/>
@@ -2538,6 +3019,7 @@
               </w:rPr>
               <w:t>μm</w:t>
             </w:r>
+            <w:proofErr w:type="spellEnd"/>
             <w:r>
               <w:rPr>
                 <w:rFonts w:ascii="Tahoma" w:hAnsi="Tahoma" w:cs="Tahoma"/>
@@ -2690,6 +3172,7 @@
               </w:rPr>
               <w:t xml:space="preserve">≥ 30 </w:t>
             </w:r>
+            <w:proofErr w:type="spellStart"/>
             <w:r>
               <w:rPr>
                 <w:rFonts w:ascii="Tahoma" w:hAnsi="Tahoma" w:cs="Tahoma"/>
@@ -2698,6 +3181,7 @@
               </w:rPr>
               <w:t>μm</w:t>
             </w:r>
+            <w:proofErr w:type="spellEnd"/>
             <w:r>
               <w:rPr>
                 <w:rFonts w:ascii="Tahoma" w:hAnsi="Tahoma" w:cs="Tahoma"/>
@@ -3559,8 +4043,19 @@
                 <w:sz w:val="18"/>
                 <w:szCs w:val="18"/>
               </w:rPr>
-              <w:t>Azufre mercaptan</w:t>
-            </w:r>
+              <w:t xml:space="preserve">Azufre </w:t>
+            </w:r>
+            <w:proofErr w:type="spellStart"/>
+            <w:r>
+              <w:rPr>
+                <w:rFonts w:ascii="Tahoma" w:hAnsi="Tahoma" w:cs="Tahoma"/>
+                <w:color w:val="000000"/>
+                <w:sz w:val="18"/>
+                <w:szCs w:val="18"/>
+              </w:rPr>
+              <w:t>mercaptan</w:t>
+            </w:r>
+            <w:proofErr w:type="spellEnd"/>
             <w:r>
               <w:rPr>
                 <w:rFonts w:ascii="Tahoma" w:hAnsi="Tahoma" w:cs="Tahoma"/>
@@ -3977,8 +4472,19 @@
                 <w:sz w:val="18"/>
                 <w:szCs w:val="18"/>
               </w:rPr>
-              <w:t>Componentes No Hidroprocesados</w:t>
-            </w:r>
+              <w:t xml:space="preserve">Componentes No </w:t>
+            </w:r>
+            <w:proofErr w:type="spellStart"/>
+            <w:r>
+              <w:rPr>
+                <w:rFonts w:ascii="Tahoma" w:hAnsi="Tahoma" w:cs="Tahoma"/>
+                <w:color w:val="000000"/>
+                <w:sz w:val="18"/>
+                <w:szCs w:val="18"/>
+              </w:rPr>
+              <w:t>Hidroprocesados</w:t>
+            </w:r>
+            <w:proofErr w:type="spellEnd"/>
             <w:r>
               <w:rPr>
                 <w:rFonts w:ascii="Tahoma" w:hAnsi="Tahoma" w:cs="Tahoma"/>
@@ -4147,7 +4653,27 @@
                 <w:sz w:val="18"/>
                 <w:szCs w:val="18"/>
               </w:rPr>
-              <w:t xml:space="preserve">Severamente Hidroprocesados </w:t>
+              <w:t xml:space="preserve">Severamente </w:t>
+            </w:r>
+            <w:proofErr w:type="spellStart"/>
+            <w:r>
+              <w:rPr>
+                <w:rFonts w:ascii="Tahoma" w:hAnsi="Tahoma" w:cs="Tahoma"/>
+                <w:color w:val="000000"/>
+                <w:sz w:val="18"/>
+                <w:szCs w:val="18"/>
+              </w:rPr>
+              <w:t>Hidroprocesados</w:t>
+            </w:r>
+            <w:proofErr w:type="spellEnd"/>
+            <w:r>
+              <w:rPr>
+                <w:rFonts w:ascii="Tahoma" w:hAnsi="Tahoma" w:cs="Tahoma"/>
+                <w:color w:val="000000"/>
+                <w:sz w:val="18"/>
+                <w:szCs w:val="18"/>
+              </w:rPr>
+              <w:t xml:space="preserve"> </w:t>
             </w:r>
             <w:r>
               <w:rPr>
@@ -5292,7 +5818,27 @@
                 <w:sz w:val="18"/>
                 <w:szCs w:val="18"/>
               </w:rPr>
-              <w:t xml:space="preserve"> (ºC)</w:t>
+              <w:t xml:space="preserve"> (</w:t>
+            </w:r>
+            <w:proofErr w:type="spellStart"/>
+            <w:r>
+              <w:rPr>
+                <w:rFonts w:ascii="Tahoma" w:hAnsi="Tahoma" w:cs="Tahoma"/>
+                <w:color w:val="000000"/>
+                <w:sz w:val="18"/>
+                <w:szCs w:val="18"/>
+              </w:rPr>
+              <w:t>ºC</w:t>
+            </w:r>
+            <w:proofErr w:type="spellEnd"/>
+            <w:r>
+              <w:rPr>
+                <w:rFonts w:ascii="Tahoma" w:hAnsi="Tahoma" w:cs="Tahoma"/>
+                <w:color w:val="000000"/>
+                <w:sz w:val="18"/>
+                <w:szCs w:val="18"/>
+              </w:rPr>
+              <w:t>)</w:t>
             </w:r>
           </w:p>
         </w:tc>
@@ -5456,7 +6002,27 @@
                 <w:sz w:val="18"/>
                 <w:szCs w:val="18"/>
               </w:rPr>
-              <w:t xml:space="preserve"> (ºC)</w:t>
+              <w:t xml:space="preserve"> (</w:t>
+            </w:r>
+            <w:proofErr w:type="spellStart"/>
+            <w:r>
+              <w:rPr>
+                <w:rFonts w:ascii="Tahoma" w:hAnsi="Tahoma" w:cs="Tahoma"/>
+                <w:color w:val="000000"/>
+                <w:sz w:val="18"/>
+                <w:szCs w:val="18"/>
+              </w:rPr>
+              <w:t>ºC</w:t>
+            </w:r>
+            <w:proofErr w:type="spellEnd"/>
+            <w:r>
+              <w:rPr>
+                <w:rFonts w:ascii="Tahoma" w:hAnsi="Tahoma" w:cs="Tahoma"/>
+                <w:color w:val="000000"/>
+                <w:sz w:val="18"/>
+                <w:szCs w:val="18"/>
+              </w:rPr>
+              <w:t>)</w:t>
             </w:r>
             <w:r>
               <w:rPr>
@@ -5613,7 +6179,27 @@
                 <w:sz w:val="18"/>
                 <w:szCs w:val="18"/>
               </w:rPr>
-              <w:t>(ºC)</w:t>
+              <w:t>(</w:t>
+            </w:r>
+            <w:proofErr w:type="spellStart"/>
+            <w:r>
+              <w:rPr>
+                <w:rFonts w:ascii="Tahoma" w:hAnsi="Tahoma" w:cs="Tahoma"/>
+                <w:color w:val="000000"/>
+                <w:sz w:val="18"/>
+                <w:szCs w:val="18"/>
+              </w:rPr>
+              <w:t>ºC</w:t>
+            </w:r>
+            <w:proofErr w:type="spellEnd"/>
+            <w:r>
+              <w:rPr>
+                <w:rFonts w:ascii="Tahoma" w:hAnsi="Tahoma" w:cs="Tahoma"/>
+                <w:color w:val="000000"/>
+                <w:sz w:val="18"/>
+                <w:szCs w:val="18"/>
+              </w:rPr>
+              <w:t>)</w:t>
             </w:r>
             <w:r>
               <w:rPr>
@@ -5770,7 +6356,27 @@
                 <w:sz w:val="18"/>
                 <w:szCs w:val="18"/>
               </w:rPr>
-              <w:t>(% vol)</w:t>
+              <w:t xml:space="preserve">(% </w:t>
+            </w:r>
+            <w:proofErr w:type="spellStart"/>
+            <w:r>
+              <w:rPr>
+                <w:rFonts w:ascii="Tahoma" w:hAnsi="Tahoma" w:cs="Tahoma"/>
+                <w:color w:val="000000"/>
+                <w:sz w:val="18"/>
+                <w:szCs w:val="18"/>
+              </w:rPr>
+              <w:t>vol</w:t>
+            </w:r>
+            <w:proofErr w:type="spellEnd"/>
+            <w:r>
+              <w:rPr>
+                <w:rFonts w:ascii="Tahoma" w:hAnsi="Tahoma" w:cs="Tahoma"/>
+                <w:color w:val="000000"/>
+                <w:sz w:val="18"/>
+                <w:szCs w:val="18"/>
+              </w:rPr>
+              <w:t>)</w:t>
             </w:r>
           </w:p>
         </w:tc>
@@ -5934,7 +6540,27 @@
                 <w:sz w:val="18"/>
                 <w:szCs w:val="18"/>
               </w:rPr>
-              <w:t>(% vol)</w:t>
+              <w:t xml:space="preserve">(% </w:t>
+            </w:r>
+            <w:proofErr w:type="spellStart"/>
+            <w:r>
+              <w:rPr>
+                <w:rFonts w:ascii="Tahoma" w:hAnsi="Tahoma" w:cs="Tahoma"/>
+                <w:color w:val="000000"/>
+                <w:sz w:val="18"/>
+                <w:szCs w:val="18"/>
+              </w:rPr>
+              <w:t>vol</w:t>
+            </w:r>
+            <w:proofErr w:type="spellEnd"/>
+            <w:r>
+              <w:rPr>
+                <w:rFonts w:ascii="Tahoma" w:hAnsi="Tahoma" w:cs="Tahoma"/>
+                <w:color w:val="000000"/>
+                <w:sz w:val="18"/>
+                <w:szCs w:val="18"/>
+              </w:rPr>
+              <w:t>)</w:t>
             </w:r>
           </w:p>
         </w:tc>
@@ -6098,7 +6724,27 @@
                 <w:sz w:val="18"/>
                 <w:szCs w:val="18"/>
               </w:rPr>
-              <w:t>(% vol)</w:t>
+              <w:t xml:space="preserve">(% </w:t>
+            </w:r>
+            <w:proofErr w:type="spellStart"/>
+            <w:r>
+              <w:rPr>
+                <w:rFonts w:ascii="Tahoma" w:hAnsi="Tahoma" w:cs="Tahoma"/>
+                <w:color w:val="000000"/>
+                <w:sz w:val="18"/>
+                <w:szCs w:val="18"/>
+              </w:rPr>
+              <w:t>vol</w:t>
+            </w:r>
+            <w:proofErr w:type="spellEnd"/>
+            <w:r>
+              <w:rPr>
+                <w:rFonts w:ascii="Tahoma" w:hAnsi="Tahoma" w:cs="Tahoma"/>
+                <w:color w:val="000000"/>
+                <w:sz w:val="18"/>
+                <w:szCs w:val="18"/>
+              </w:rPr>
+              <w:t>)</w:t>
             </w:r>
             <w:r>
               <w:rPr>
@@ -6260,7 +6906,27 @@
                 <w:sz w:val="18"/>
                 <w:szCs w:val="18"/>
               </w:rPr>
-              <w:t xml:space="preserve"> (ºC)</w:t>
+              <w:t xml:space="preserve"> (</w:t>
+            </w:r>
+            <w:proofErr w:type="spellStart"/>
+            <w:r>
+              <w:rPr>
+                <w:rFonts w:ascii="Tahoma" w:hAnsi="Tahoma" w:cs="Tahoma"/>
+                <w:color w:val="000000"/>
+                <w:sz w:val="18"/>
+                <w:szCs w:val="18"/>
+              </w:rPr>
+              <w:t>ºC</w:t>
+            </w:r>
+            <w:proofErr w:type="spellEnd"/>
+            <w:r>
+              <w:rPr>
+                <w:rFonts w:ascii="Tahoma" w:hAnsi="Tahoma" w:cs="Tahoma"/>
+                <w:color w:val="000000"/>
+                <w:sz w:val="18"/>
+                <w:szCs w:val="18"/>
+              </w:rPr>
+              <w:t>)</w:t>
             </w:r>
           </w:p>
         </w:tc>
@@ -6779,7 +7445,27 @@
                 <w:sz w:val="18"/>
                 <w:szCs w:val="18"/>
               </w:rPr>
-              <w:t>(ºC)</w:t>
+              <w:t>(</w:t>
+            </w:r>
+            <w:proofErr w:type="spellStart"/>
+            <w:r>
+              <w:rPr>
+                <w:rFonts w:ascii="Tahoma" w:hAnsi="Tahoma" w:cs="Tahoma"/>
+                <w:color w:val="000000"/>
+                <w:sz w:val="18"/>
+                <w:szCs w:val="18"/>
+              </w:rPr>
+              <w:t>ºC</w:t>
+            </w:r>
+            <w:proofErr w:type="spellEnd"/>
+            <w:r>
+              <w:rPr>
+                <w:rFonts w:ascii="Tahoma" w:hAnsi="Tahoma" w:cs="Tahoma"/>
+                <w:color w:val="000000"/>
+                <w:sz w:val="18"/>
+                <w:szCs w:val="18"/>
+              </w:rPr>
+              <w:t>)</w:t>
             </w:r>
           </w:p>
         </w:tc>
@@ -7006,7 +7692,27 @@
                 <w:sz w:val="18"/>
                 <w:szCs w:val="18"/>
               </w:rPr>
-              <w:t>/s – cSt)</w:t>
+              <w:t xml:space="preserve">/s – </w:t>
+            </w:r>
+            <w:proofErr w:type="spellStart"/>
+            <w:r>
+              <w:rPr>
+                <w:rFonts w:ascii="Tahoma" w:hAnsi="Tahoma" w:cs="Tahoma"/>
+                <w:color w:val="000000"/>
+                <w:sz w:val="18"/>
+                <w:szCs w:val="18"/>
+              </w:rPr>
+              <w:t>cSt</w:t>
+            </w:r>
+            <w:proofErr w:type="spellEnd"/>
+            <w:r>
+              <w:rPr>
+                <w:rFonts w:ascii="Tahoma" w:hAnsi="Tahoma" w:cs="Tahoma"/>
+                <w:color w:val="000000"/>
+                <w:sz w:val="18"/>
+                <w:szCs w:val="18"/>
+              </w:rPr>
+              <w:t>)</w:t>
             </w:r>
           </w:p>
         </w:tc>
@@ -7971,7 +8677,27 @@
                 <w:sz w:val="18"/>
                 <w:szCs w:val="18"/>
               </w:rPr>
-              <w:t xml:space="preserve"> (% vol)</w:t>
+              <w:t xml:space="preserve"> (% </w:t>
+            </w:r>
+            <w:proofErr w:type="spellStart"/>
+            <w:r>
+              <w:rPr>
+                <w:rFonts w:ascii="Tahoma" w:hAnsi="Tahoma" w:cs="Tahoma"/>
+                <w:color w:val="000000"/>
+                <w:sz w:val="18"/>
+                <w:szCs w:val="18"/>
+              </w:rPr>
+              <w:t>vol</w:t>
+            </w:r>
+            <w:proofErr w:type="spellEnd"/>
+            <w:r>
+              <w:rPr>
+                <w:rFonts w:ascii="Tahoma" w:hAnsi="Tahoma" w:cs="Tahoma"/>
+                <w:color w:val="000000"/>
+                <w:sz w:val="18"/>
+                <w:szCs w:val="18"/>
+              </w:rPr>
+              <w:t>)</w:t>
             </w:r>
           </w:p>
         </w:tc>
@@ -8314,14 +9040,25 @@
               </w:rPr>
               <w:t xml:space="preserve"> </w:t>
             </w:r>
-            <w:r>
-              <w:rPr>
-                <w:rFonts w:ascii="Tahoma" w:hAnsi="Tahoma" w:cs="Tahoma"/>
-                <w:color w:val="000000"/>
-                <w:sz w:val="18"/>
-                <w:szCs w:val="18"/>
-              </w:rPr>
-              <w:t>ºC)</w:t>
+            <w:proofErr w:type="spellStart"/>
+            <w:r>
+              <w:rPr>
+                <w:rFonts w:ascii="Tahoma" w:hAnsi="Tahoma" w:cs="Tahoma"/>
+                <w:color w:val="000000"/>
+                <w:sz w:val="18"/>
+                <w:szCs w:val="18"/>
+              </w:rPr>
+              <w:t>ºC</w:t>
+            </w:r>
+            <w:proofErr w:type="spellEnd"/>
+            <w:r>
+              <w:rPr>
+                <w:rFonts w:ascii="Tahoma" w:hAnsi="Tahoma" w:cs="Tahoma"/>
+                <w:color w:val="000000"/>
+                <w:sz w:val="18"/>
+                <w:szCs w:val="18"/>
+              </w:rPr>
+              <w:t>)</w:t>
             </w:r>
           </w:p>
         </w:tc>
@@ -8601,7 +9338,27 @@
                 <w:sz w:val="18"/>
                 <w:szCs w:val="18"/>
               </w:rPr>
-              <w:t>(ºC)</w:t>
+              <w:t>(</w:t>
+            </w:r>
+            <w:proofErr w:type="spellStart"/>
+            <w:r>
+              <w:rPr>
+                <w:rFonts w:ascii="Tahoma" w:hAnsi="Tahoma" w:cs="Tahoma"/>
+                <w:color w:val="000000"/>
+                <w:sz w:val="18"/>
+                <w:szCs w:val="18"/>
+              </w:rPr>
+              <w:t>ºC</w:t>
+            </w:r>
+            <w:proofErr w:type="spellEnd"/>
+            <w:r>
+              <w:rPr>
+                <w:rFonts w:ascii="Tahoma" w:hAnsi="Tahoma" w:cs="Tahoma"/>
+                <w:color w:val="000000"/>
+                <w:sz w:val="18"/>
+                <w:szCs w:val="18"/>
+              </w:rPr>
+              <w:t>)</w:t>
             </w:r>
           </w:p>
         </w:tc>
@@ -9214,7 +9971,25 @@
                 <w:sz w:val="18"/>
                 <w:szCs w:val="18"/>
               </w:rPr>
-              <w:t>(mg/100 mL)</w:t>
+              <w:t xml:space="preserve">(mg/100 </w:t>
+            </w:r>
+            <w:proofErr w:type="spellStart"/>
+            <w:r>
+              <w:rPr>
+                <w:rFonts w:ascii="Tahoma" w:hAnsi="Tahoma" w:cs="Tahoma"/>
+                <w:sz w:val="18"/>
+                <w:szCs w:val="18"/>
+              </w:rPr>
+              <w:t>mL</w:t>
+            </w:r>
+            <w:proofErr w:type="spellEnd"/>
+            <w:r>
+              <w:rPr>
+                <w:rFonts w:ascii="Tahoma" w:hAnsi="Tahoma" w:cs="Tahoma"/>
+                <w:sz w:val="18"/>
+                <w:szCs w:val="18"/>
+              </w:rPr>
+              <w:t>)</w:t>
             </w:r>
           </w:p>
         </w:tc>
@@ -9415,7 +10190,120 @@
                 <w:sz w:val="18"/>
                 <w:szCs w:val="18"/>
               </w:rPr>
-              <w:t xml:space="preserve">Índice de separación (MSEP) </w:t>
+              <w:t xml:space="preserve">Índice de </w:t>
+            </w:r>
+            <w:r>
+              <w:rPr>
+                <w:rFonts w:ascii="Tahoma" w:hAnsi="Tahoma" w:cs="Tahoma"/>
+                <w:color w:val="000000"/>
+                <w:sz w:val="18"/>
+                <w:szCs w:val="18"/>
+              </w:rPr>
+              <w:t>S</w:t>
+            </w:r>
+            <w:r>
+              <w:rPr>
+                <w:rFonts w:ascii="Tahoma" w:hAnsi="Tahoma" w:cs="Tahoma"/>
+                <w:color w:val="000000"/>
+                <w:sz w:val="18"/>
+                <w:szCs w:val="18"/>
+              </w:rPr>
+              <w:t>eparación</w:t>
+            </w:r>
+            <w:r>
+              <w:rPr>
+                <w:rFonts w:ascii="Tahoma" w:hAnsi="Tahoma" w:cs="Tahoma"/>
+                <w:color w:val="000000"/>
+                <w:sz w:val="18"/>
+                <w:szCs w:val="18"/>
+              </w:rPr>
+              <w:t xml:space="preserve"> de Agua</w:t>
+            </w:r>
+            <w:r>
+              <w:rPr>
+                <w:rFonts w:ascii="Tahoma" w:hAnsi="Tahoma" w:cs="Tahoma"/>
+                <w:color w:val="000000"/>
+                <w:sz w:val="18"/>
+                <w:szCs w:val="18"/>
+              </w:rPr>
+              <w:t xml:space="preserve"> (</w:t>
+            </w:r>
+            <w:r>
+              <w:rPr>
+                <w:rFonts w:ascii="Tahoma" w:hAnsi="Tahoma" w:cs="Tahoma"/>
+                <w:color w:val="000000"/>
+                <w:sz w:val="18"/>
+                <w:szCs w:val="18"/>
+              </w:rPr>
+              <w:fldChar w:fldCharType="begin"/>
+            </w:r>
+            <w:r>
+              <w:rPr>
+                <w:rFonts w:ascii="Tahoma" w:hAnsi="Tahoma" w:cs="Tahoma"/>
+                <w:color w:val="000000"/>
+                <w:sz w:val="18"/>
+                <w:szCs w:val="18"/>
+              </w:rPr>
+              <w:instrText xml:space="preserve"> MERGEFIELD  T_agua  \* MERGEFORMAT </w:instrText>
+            </w:r>
+            <w:r>
+              <w:rPr>
+                <w:rFonts w:ascii="Tahoma" w:hAnsi="Tahoma" w:cs="Tahoma"/>
+                <w:color w:val="000000"/>
+                <w:sz w:val="18"/>
+                <w:szCs w:val="18"/>
+              </w:rPr>
+              <w:fldChar w:fldCharType="separate"/>
+            </w:r>
+            <w:r>
+              <w:rPr>
+                <w:rFonts w:ascii="Tahoma" w:hAnsi="Tahoma" w:cs="Tahoma"/>
+                <w:noProof/>
+                <w:color w:val="000000"/>
+                <w:sz w:val="18"/>
+                <w:szCs w:val="18"/>
+              </w:rPr>
+              <w:t>«</w:t>
+            </w:r>
+            <w:proofErr w:type="spellStart"/>
+            <w:r>
+              <w:rPr>
+                <w:rFonts w:ascii="Tahoma" w:hAnsi="Tahoma" w:cs="Tahoma"/>
+                <w:noProof/>
+                <w:color w:val="000000"/>
+                <w:sz w:val="18"/>
+                <w:szCs w:val="18"/>
+              </w:rPr>
+              <w:t>T_agua</w:t>
+            </w:r>
+            <w:proofErr w:type="spellEnd"/>
+            <w:r>
+              <w:rPr>
+                <w:rFonts w:ascii="Tahoma" w:hAnsi="Tahoma" w:cs="Tahoma"/>
+                <w:noProof/>
+                <w:color w:val="000000"/>
+                <w:sz w:val="18"/>
+                <w:szCs w:val="18"/>
+              </w:rPr>
+              <w:t>»</w:t>
+            </w:r>
+            <w:r>
+              <w:rPr>
+                <w:rFonts w:ascii="Tahoma" w:hAnsi="Tahoma" w:cs="Tahoma"/>
+                <w:color w:val="000000"/>
+                <w:sz w:val="18"/>
+                <w:szCs w:val="18"/>
+              </w:rPr>
+              <w:fldChar w:fldCharType="end"/>
+            </w:r>
+            <w:r>
+              <w:rPr>
+                <w:rFonts w:ascii="Tahoma" w:hAnsi="Tahoma" w:cs="Tahoma"/>
+                <w:color w:val="000000"/>
+                <w:sz w:val="18"/>
+                <w:szCs w:val="18"/>
+              </w:rPr>
+              <w:t xml:space="preserve">) </w:t>
             </w:r>
           </w:p>
           <w:p>
@@ -9466,7 +10354,7 @@
                 <w:sz w:val="18"/>
                 <w:szCs w:val="18"/>
               </w:rPr>
-              <w:instrText xml:space="preserve"> MERGEFIELD  n_MSEP  \* MERGEFORMAT </w:instrText>
+              <w:instrText xml:space="preserve"> MERGEFIELD  n_agua  \* MERGEFORMAT </w:instrText>
             </w:r>
             <w:r>
               <w:rPr>
@@ -9483,7 +10371,7 @@
                 <w:sz w:val="18"/>
                 <w:szCs w:val="18"/>
               </w:rPr>
-              <w:t>«n_MSEP»</w:t>
+              <w:t>«n_agua»</w:t>
             </w:r>
             <w:r>
               <w:rPr>
@@ -9582,7 +10470,7 @@
                 <w:sz w:val="18"/>
                 <w:szCs w:val="18"/>
               </w:rPr>
-              <w:instrText xml:space="preserve"> MERGEFIELD  MSEP  \* MERGEFORMAT </w:instrText>
+              <w:instrText xml:space="preserve"> MERGEFIELD  agua  \* MERGEFORMAT </w:instrText>
             </w:r>
             <w:r>
               <w:rPr>
@@ -9599,7 +10487,7 @@
                 <w:sz w:val="18"/>
                 <w:szCs w:val="18"/>
               </w:rPr>
-              <w:t>«MSEP»</w:t>
+              <w:t>«agua»</w:t>
             </w:r>
             <w:r>
               <w:rPr>
@@ -9650,7 +10538,48 @@
                 <w:sz w:val="18"/>
                 <w:szCs w:val="18"/>
               </w:rPr>
-              <w:t xml:space="preserve"> 70</w:t>
+              <w:t xml:space="preserve"> </w:t>
+            </w:r>
+            <w:r>
+              <w:rPr>
+                <w:rFonts w:ascii="Tahoma" w:hAnsi="Tahoma" w:cs="Tahoma"/>
+                <w:sz w:val="18"/>
+                <w:szCs w:val="18"/>
+              </w:rPr>
+              <w:fldChar w:fldCharType="begin"/>
+            </w:r>
+            <w:r>
+              <w:rPr>
+                <w:rFonts w:ascii="Tahoma" w:hAnsi="Tahoma" w:cs="Tahoma"/>
+                <w:sz w:val="18"/>
+                <w:szCs w:val="18"/>
+              </w:rPr>
+              <w:instrText xml:space="preserve"> MERGEFIELD  esp_agua  \* MERGEFORMAT </w:instrText>
+            </w:r>
+            <w:r>
+              <w:rPr>
+                <w:rFonts w:ascii="Tahoma" w:hAnsi="Tahoma" w:cs="Tahoma"/>
+                <w:sz w:val="18"/>
+                <w:szCs w:val="18"/>
+              </w:rPr>
+              <w:fldChar w:fldCharType="separate"/>
+            </w:r>
+            <w:r>
+              <w:rPr>
+                <w:rFonts w:ascii="Tahoma" w:hAnsi="Tahoma" w:cs="Tahoma"/>
+                <w:noProof/>
+                <w:sz w:val="18"/>
+                <w:szCs w:val="18"/>
+              </w:rPr>
+              <w:t>«esp_agua»</w:t>
+            </w:r>
+            <w:r>
+              <w:rPr>
+                <w:rFonts w:ascii="Tahoma" w:hAnsi="Tahoma" w:cs="Tahoma"/>
+                <w:sz w:val="18"/>
+                <w:szCs w:val="18"/>
+              </w:rPr>
+              <w:fldChar w:fldCharType="end"/>
             </w:r>
           </w:p>
         </w:tc>
@@ -9771,7 +10700,27 @@
                 <w:sz w:val="18"/>
                 <w:szCs w:val="18"/>
               </w:rPr>
-              <w:t xml:space="preserve"> (pS/m)</w:t>
+              <w:t xml:space="preserve"> (</w:t>
+            </w:r>
+            <w:proofErr w:type="spellStart"/>
+            <w:r>
+              <w:rPr>
+                <w:rFonts w:ascii="Tahoma" w:hAnsi="Tahoma" w:cs="Tahoma"/>
+                <w:color w:val="000000"/>
+                <w:sz w:val="18"/>
+                <w:szCs w:val="18"/>
+              </w:rPr>
+              <w:t>pS</w:t>
+            </w:r>
+            <w:proofErr w:type="spellEnd"/>
+            <w:r>
+              <w:rPr>
+                <w:rFonts w:ascii="Tahoma" w:hAnsi="Tahoma" w:cs="Tahoma"/>
+                <w:color w:val="000000"/>
+                <w:sz w:val="18"/>
+                <w:szCs w:val="18"/>
+              </w:rPr>
+              <w:t>/m)</w:t>
             </w:r>
           </w:p>
         </w:tc>
@@ -10007,8 +10956,18 @@
                 <w:sz w:val="18"/>
                 <w:szCs w:val="18"/>
               </w:rPr>
-              <w:t xml:space="preserve"> ºC</w:t>
-            </w:r>
+              <w:t xml:space="preserve"> </w:t>
+            </w:r>
+            <w:proofErr w:type="spellStart"/>
+            <w:r>
+              <w:rPr>
+                <w:rFonts w:ascii="Tahoma" w:hAnsi="Tahoma" w:cs="Tahoma"/>
+                <w:sz w:val="18"/>
+                <w:szCs w:val="18"/>
+              </w:rPr>
+              <w:t>ºC</w:t>
+            </w:r>
+            <w:proofErr w:type="spellEnd"/>
           </w:p>
         </w:tc>
         <w:tc>
@@ -10171,7 +11130,27 @@
                 <w:sz w:val="18"/>
                 <w:szCs w:val="18"/>
               </w:rPr>
-              <w:t>Antioxidante: total en el batch (opcional)</w:t>
+              <w:t xml:space="preserve">Antioxidante: total en el </w:t>
+            </w:r>
+            <w:proofErr w:type="spellStart"/>
+            <w:r>
+              <w:rPr>
+                <w:rFonts w:ascii="Tahoma" w:hAnsi="Tahoma" w:cs="Tahoma"/>
+                <w:color w:val="000000"/>
+                <w:sz w:val="18"/>
+                <w:szCs w:val="18"/>
+              </w:rPr>
+              <w:t>batch</w:t>
+            </w:r>
+            <w:proofErr w:type="spellEnd"/>
+            <w:r>
+              <w:rPr>
+                <w:rFonts w:ascii="Tahoma" w:hAnsi="Tahoma" w:cs="Tahoma"/>
+                <w:color w:val="000000"/>
+                <w:sz w:val="18"/>
+                <w:szCs w:val="18"/>
+              </w:rPr>
+              <w:t xml:space="preserve"> (opcional)</w:t>
             </w:r>
             <w:r>
               <w:rPr>
@@ -10659,7 +11638,43 @@
           <w:sz w:val="18"/>
           <w:szCs w:val="18"/>
         </w:rPr>
-        <w:t>Se deja constancia que las muestras fueron analizadas por los métodos de ensayo indicados y que el lote representado por estas muestras es acorde a ASTM D1655 (última edición) y AFQRJOS Checklist Issue 3</w:t>
+        <w:t xml:space="preserve">Se deja constancia que las muestras fueron analizadas por los métodos de ensayo indicados y que el lote representado por estas muestras es acorde a ASTM D1655 (última edición) y AFQRJOS </w:t>
+      </w:r>
+      <w:proofErr w:type="spellStart"/>
+      <w:r>
+        <w:rPr>
+          <w:rFonts w:ascii="Tahoma" w:hAnsi="Tahoma" w:cs="Tahoma"/>
+          <w:sz w:val="18"/>
+          <w:szCs w:val="18"/>
+        </w:rPr>
+        <w:t>Checklist</w:t>
+      </w:r>
+      <w:proofErr w:type="spellEnd"/>
+      <w:r>
+        <w:rPr>
+          <w:rFonts w:ascii="Tahoma" w:hAnsi="Tahoma" w:cs="Tahoma"/>
+          <w:sz w:val="18"/>
+          <w:szCs w:val="18"/>
+        </w:rPr>
+        <w:t xml:space="preserve"> </w:t>
+      </w:r>
+      <w:proofErr w:type="spellStart"/>
+      <w:r>
+        <w:rPr>
+          <w:rFonts w:ascii="Tahoma" w:hAnsi="Tahoma" w:cs="Tahoma"/>
+          <w:sz w:val="18"/>
+          <w:szCs w:val="18"/>
+        </w:rPr>
+        <w:t>Issue</w:t>
+      </w:r>
+      <w:proofErr w:type="spellEnd"/>
+      <w:r>
+        <w:rPr>
+          <w:rFonts w:ascii="Tahoma" w:hAnsi="Tahoma" w:cs="Tahoma"/>
+          <w:sz w:val="18"/>
+          <w:szCs w:val="18"/>
+        </w:rPr>
+        <w:t xml:space="preserve"> 3</w:t>
       </w:r>
       <w:r>
         <w:rPr>
@@ -10702,7 +11717,115 @@
           <w:sz w:val="18"/>
           <w:szCs w:val="18"/>
         </w:rPr>
-        <w:t>No determinado en el Laboratorio / Not carried out by Laboratory (informado por / reported by Dpto. Operaciones</w:t>
+        <w:t xml:space="preserve">No determinado en el Laboratorio / Not </w:t>
+      </w:r>
+      <w:proofErr w:type="spellStart"/>
+      <w:r>
+        <w:rPr>
+          <w:rFonts w:ascii="Tahoma" w:hAnsi="Tahoma" w:cs="Tahoma"/>
+          <w:sz w:val="18"/>
+          <w:szCs w:val="18"/>
+        </w:rPr>
+        <w:t>carried</w:t>
+      </w:r>
+      <w:proofErr w:type="spellEnd"/>
+      <w:r>
+        <w:rPr>
+          <w:rFonts w:ascii="Tahoma" w:hAnsi="Tahoma" w:cs="Tahoma"/>
+          <w:sz w:val="18"/>
+          <w:szCs w:val="18"/>
+        </w:rPr>
+        <w:t xml:space="preserve"> </w:t>
+      </w:r>
+      <w:proofErr w:type="spellStart"/>
+      <w:r>
+        <w:rPr>
+          <w:rFonts w:ascii="Tahoma" w:hAnsi="Tahoma" w:cs="Tahoma"/>
+          <w:sz w:val="18"/>
+          <w:szCs w:val="18"/>
+        </w:rPr>
+        <w:t>out</w:t>
+      </w:r>
+      <w:proofErr w:type="spellEnd"/>
+      <w:r>
+        <w:rPr>
+          <w:rFonts w:ascii="Tahoma" w:hAnsi="Tahoma" w:cs="Tahoma"/>
+          <w:sz w:val="18"/>
+          <w:szCs w:val="18"/>
+        </w:rPr>
+        <w:t xml:space="preserve"> </w:t>
+      </w:r>
+      <w:proofErr w:type="spellStart"/>
+      <w:r>
+        <w:rPr>
+          <w:rFonts w:ascii="Tahoma" w:hAnsi="Tahoma" w:cs="Tahoma"/>
+          <w:sz w:val="18"/>
+          <w:szCs w:val="18"/>
+        </w:rPr>
+        <w:t>by</w:t>
+      </w:r>
+      <w:proofErr w:type="spellEnd"/>
+      <w:r>
+        <w:rPr>
+          <w:rFonts w:ascii="Tahoma" w:hAnsi="Tahoma" w:cs="Tahoma"/>
+          <w:sz w:val="18"/>
+          <w:szCs w:val="18"/>
+        </w:rPr>
+        <w:t xml:space="preserve"> </w:t>
+      </w:r>
+      <w:proofErr w:type="spellStart"/>
+      <w:r>
+        <w:rPr>
+          <w:rFonts w:ascii="Tahoma" w:hAnsi="Tahoma" w:cs="Tahoma"/>
+          <w:sz w:val="18"/>
+          <w:szCs w:val="18"/>
+        </w:rPr>
+        <w:t>Laboratory</w:t>
+      </w:r>
+      <w:proofErr w:type="spellEnd"/>
+      <w:r>
+        <w:rPr>
+          <w:rFonts w:ascii="Tahoma" w:hAnsi="Tahoma" w:cs="Tahoma"/>
+          <w:sz w:val="18"/>
+          <w:szCs w:val="18"/>
+        </w:rPr>
+        <w:t xml:space="preserve"> (informado por / </w:t>
+      </w:r>
+      <w:proofErr w:type="spellStart"/>
+      <w:r>
+        <w:rPr>
+          <w:rFonts w:ascii="Tahoma" w:hAnsi="Tahoma" w:cs="Tahoma"/>
+          <w:sz w:val="18"/>
+          <w:szCs w:val="18"/>
+        </w:rPr>
+        <w:t>reported</w:t>
+      </w:r>
+      <w:proofErr w:type="spellEnd"/>
+      <w:r>
+        <w:rPr>
+          <w:rFonts w:ascii="Tahoma" w:hAnsi="Tahoma" w:cs="Tahoma"/>
+          <w:sz w:val="18"/>
+          <w:szCs w:val="18"/>
+        </w:rPr>
+        <w:t xml:space="preserve"> </w:t>
+      </w:r>
+      <w:proofErr w:type="spellStart"/>
+      <w:r>
+        <w:rPr>
+          <w:rFonts w:ascii="Tahoma" w:hAnsi="Tahoma" w:cs="Tahoma"/>
+          <w:sz w:val="18"/>
+          <w:szCs w:val="18"/>
+        </w:rPr>
+        <w:t>by</w:t>
+      </w:r>
+      <w:proofErr w:type="spellEnd"/>
+      <w:r>
+        <w:rPr>
+          <w:rFonts w:ascii="Tahoma" w:hAnsi="Tahoma" w:cs="Tahoma"/>
+          <w:sz w:val="18"/>
+          <w:szCs w:val="18"/>
+        </w:rPr>
+        <w:t xml:space="preserve"> Dpto. Operaciones</w:t>
       </w:r>
       <w:r>
         <w:rPr>
@@ -11188,7 +12311,7 @@
               <w:sz w:val="18"/>
               <w:szCs w:val="18"/>
             </w:rPr>
-            <w:t>9/1/2026</w:t>
+            <w:t>19/10/2026</w:t>
           </w:r>
           <w:r>
             <w:rPr>
